--- a/EMBEDDEY LAB.docx
+++ b/EMBEDDEY LAB.docx
@@ -14,7 +14,7 @@
           <w:noProof/>
         </w:rPr>
         <w:drawing>
-          <wp:inline distT="0" distB="0" distL="0" distR="0" wp14:anchorId="47059BC6" wp14:editId="20649AF8">
+          <wp:inline distT="0" distB="0" distL="0" distR="0" wp14:anchorId="47059BC6" wp14:editId="7EEC7B59">
             <wp:extent cx="5731510" cy="3223895"/>
             <wp:effectExtent l="0" t="0" r="2540" b="0"/>
             <wp:docPr id="1309944187" name="Picture 1"/>
@@ -319,7 +319,7 @@
           <w:noProof/>
         </w:rPr>
         <w:drawing>
-          <wp:inline distT="0" distB="0" distL="0" distR="0" wp14:anchorId="55EDE2E5" wp14:editId="109DFF6E">
+          <wp:inline distT="0" distB="0" distL="0" distR="0" wp14:anchorId="55EDE2E5" wp14:editId="78A22182">
             <wp:extent cx="5731510" cy="3223895"/>
             <wp:effectExtent l="0" t="0" r="2540" b="0"/>
             <wp:docPr id="745989347" name="Picture 4"/>
@@ -619,7 +619,7 @@
           <w:noProof/>
         </w:rPr>
         <w:drawing>
-          <wp:inline distT="0" distB="0" distL="0" distR="0" wp14:anchorId="4572C0B3" wp14:editId="014379AC">
+          <wp:inline distT="0" distB="0" distL="0" distR="0" wp14:anchorId="4572C0B3" wp14:editId="05285DC6">
             <wp:extent cx="5731510" cy="3021330"/>
             <wp:effectExtent l="0" t="0" r="2540" b="7620"/>
             <wp:docPr id="1205670461" name="Picture 7"/>
@@ -677,7 +677,7 @@
           <w:noProof/>
         </w:rPr>
         <w:drawing>
-          <wp:inline distT="0" distB="0" distL="0" distR="0" wp14:anchorId="36E6F261" wp14:editId="3D97BD3C">
+          <wp:inline distT="0" distB="0" distL="0" distR="0" wp14:anchorId="36E6F261" wp14:editId="4130B8A5">
             <wp:extent cx="5731510" cy="2979420"/>
             <wp:effectExtent l="0" t="0" r="2540" b="0"/>
             <wp:docPr id="1664201743" name="Picture 8"/>
@@ -792,6 +792,331 @@
                     <a:xfrm>
                       <a:off x="0" y="0"/>
                       <a:ext cx="5731510" cy="3578860"/>
+                    </a:xfrm>
+                    <a:prstGeom prst="rect">
+                      <a:avLst/>
+                    </a:prstGeom>
+                  </pic:spPr>
+                </pic:pic>
+              </a:graphicData>
+            </a:graphic>
+          </wp:inline>
+        </w:drawing>
+      </w:r>
+    </w:p>
+    <w:p/>
+    <w:p>
+      <w:pPr>
+        <w:tabs>
+          <w:tab w:val="left" w:pos="1883"/>
+        </w:tabs>
+      </w:pPr>
+      <w:r>
+        <w:tab/>
+      </w:r>
+    </w:p>
+    <w:p>
+      <w:pPr>
+        <w:tabs>
+          <w:tab w:val="left" w:pos="1883"/>
+        </w:tabs>
+      </w:pPr>
+    </w:p>
+    <w:p>
+      <w:pPr>
+        <w:tabs>
+          <w:tab w:val="left" w:pos="1883"/>
+        </w:tabs>
+      </w:pPr>
+    </w:p>
+    <w:p>
+      <w:pPr>
+        <w:tabs>
+          <w:tab w:val="left" w:pos="1883"/>
+        </w:tabs>
+      </w:pPr>
+    </w:p>
+    <w:p>
+      <w:pPr>
+        <w:tabs>
+          <w:tab w:val="left" w:pos="1883"/>
+        </w:tabs>
+      </w:pPr>
+    </w:p>
+    <w:p>
+      <w:pPr>
+        <w:tabs>
+          <w:tab w:val="left" w:pos="1883"/>
+        </w:tabs>
+      </w:pPr>
+    </w:p>
+    <w:p>
+      <w:pPr>
+        <w:tabs>
+          <w:tab w:val="left" w:pos="1883"/>
+        </w:tabs>
+      </w:pPr>
+    </w:p>
+    <w:p>
+      <w:pPr>
+        <w:tabs>
+          <w:tab w:val="left" w:pos="1883"/>
+        </w:tabs>
+      </w:pPr>
+    </w:p>
+    <w:p>
+      <w:pPr>
+        <w:tabs>
+          <w:tab w:val="left" w:pos="1883"/>
+        </w:tabs>
+      </w:pPr>
+    </w:p>
+    <w:p>
+      <w:pPr>
+        <w:tabs>
+          <w:tab w:val="left" w:pos="1883"/>
+        </w:tabs>
+      </w:pPr>
+    </w:p>
+    <w:p>
+      <w:pPr>
+        <w:tabs>
+          <w:tab w:val="left" w:pos="1883"/>
+        </w:tabs>
+      </w:pPr>
+    </w:p>
+    <w:p>
+      <w:pPr>
+        <w:tabs>
+          <w:tab w:val="left" w:pos="1883"/>
+        </w:tabs>
+      </w:pPr>
+    </w:p>
+    <w:p>
+      <w:pPr>
+        <w:tabs>
+          <w:tab w:val="left" w:pos="1883"/>
+        </w:tabs>
+      </w:pPr>
+    </w:p>
+    <w:p>
+      <w:pPr>
+        <w:tabs>
+          <w:tab w:val="left" w:pos="1883"/>
+        </w:tabs>
+      </w:pPr>
+    </w:p>
+    <w:p>
+      <w:pPr>
+        <w:tabs>
+          <w:tab w:val="left" w:pos="1883"/>
+        </w:tabs>
+      </w:pPr>
+    </w:p>
+    <w:p>
+      <w:pPr>
+        <w:tabs>
+          <w:tab w:val="left" w:pos="1883"/>
+        </w:tabs>
+      </w:pPr>
+      <w:r>
+        <w:lastRenderedPageBreak/>
+        <w:t>Ex 4: 7</w:t>
+      </w:r>
+      <w:r>
+        <w:t xml:space="preserve"> </w:t>
+      </w:r>
+      <w:r>
+        <w:t>segment display using AT89C51 using proteu</w:t>
+      </w:r>
+    </w:p>
+    <w:p>
+      <w:pPr>
+        <w:tabs>
+          <w:tab w:val="left" w:pos="1883"/>
+        </w:tabs>
+      </w:pPr>
+      <w:r>
+        <w:rPr>
+          <w:noProof/>
+        </w:rPr>
+        <w:drawing>
+          <wp:inline distT="0" distB="0" distL="0" distR="0" wp14:anchorId="74933B6E" wp14:editId="2989A8B1">
+            <wp:extent cx="5731510" cy="3223895"/>
+            <wp:effectExtent l="0" t="0" r="2540" b="0"/>
+            <wp:docPr id="220950408" name="Picture 7"/>
+            <wp:cNvGraphicFramePr>
+              <a:graphicFrameLocks xmlns:a="http://schemas.openxmlformats.org/drawingml/2006/main" noChangeAspect="1"/>
+            </wp:cNvGraphicFramePr>
+            <a:graphic xmlns:a="http://schemas.openxmlformats.org/drawingml/2006/main">
+              <a:graphicData uri="http://schemas.openxmlformats.org/drawingml/2006/picture">
+                <pic:pic xmlns:pic="http://schemas.openxmlformats.org/drawingml/2006/picture">
+                  <pic:nvPicPr>
+                    <pic:cNvPr id="220950408" name="Picture 220950408"/>
+                    <pic:cNvPicPr/>
+                  </pic:nvPicPr>
+                  <pic:blipFill>
+                    <a:blip r:embed="rId15" cstate="print">
+                      <a:extLst>
+                        <a:ext uri="{28A0092B-C50C-407E-A947-70E740481C1C}">
+                          <a14:useLocalDpi xmlns:a14="http://schemas.microsoft.com/office/drawing/2010/main" val="0"/>
+                        </a:ext>
+                      </a:extLst>
+                    </a:blip>
+                    <a:stretch>
+                      <a:fillRect/>
+                    </a:stretch>
+                  </pic:blipFill>
+                  <pic:spPr>
+                    <a:xfrm>
+                      <a:off x="0" y="0"/>
+                      <a:ext cx="5731510" cy="3223895"/>
+                    </a:xfrm>
+                    <a:prstGeom prst="rect">
+                      <a:avLst/>
+                    </a:prstGeom>
+                  </pic:spPr>
+                </pic:pic>
+              </a:graphicData>
+            </a:graphic>
+          </wp:inline>
+        </w:drawing>
+      </w:r>
+    </w:p>
+    <w:p/>
+    <w:p>
+      <w:pPr>
+        <w:tabs>
+          <w:tab w:val="left" w:pos="2492"/>
+        </w:tabs>
+      </w:pPr>
+    </w:p>
+    <w:p>
+      <w:pPr>
+        <w:tabs>
+          <w:tab w:val="left" w:pos="2492"/>
+        </w:tabs>
+      </w:pPr>
+      <w:r>
+        <w:rPr>
+          <w:noProof/>
+        </w:rPr>
+        <w:drawing>
+          <wp:inline distT="0" distB="0" distL="0" distR="0" wp14:anchorId="29F8A67F" wp14:editId="407A2928">
+            <wp:extent cx="5731510" cy="3223895"/>
+            <wp:effectExtent l="0" t="0" r="2540" b="0"/>
+            <wp:docPr id="577652008" name="Picture 9"/>
+            <wp:cNvGraphicFramePr>
+              <a:graphicFrameLocks xmlns:a="http://schemas.openxmlformats.org/drawingml/2006/main" noChangeAspect="1"/>
+            </wp:cNvGraphicFramePr>
+            <a:graphic xmlns:a="http://schemas.openxmlformats.org/drawingml/2006/main">
+              <a:graphicData uri="http://schemas.openxmlformats.org/drawingml/2006/picture">
+                <pic:pic xmlns:pic="http://schemas.openxmlformats.org/drawingml/2006/picture">
+                  <pic:nvPicPr>
+                    <pic:cNvPr id="577652008" name="Picture 577652008"/>
+                    <pic:cNvPicPr/>
+                  </pic:nvPicPr>
+                  <pic:blipFill>
+                    <a:blip r:embed="rId16" cstate="print">
+                      <a:extLst>
+                        <a:ext uri="{28A0092B-C50C-407E-A947-70E740481C1C}">
+                          <a14:useLocalDpi xmlns:a14="http://schemas.microsoft.com/office/drawing/2010/main" val="0"/>
+                        </a:ext>
+                      </a:extLst>
+                    </a:blip>
+                    <a:stretch>
+                      <a:fillRect/>
+                    </a:stretch>
+                  </pic:blipFill>
+                  <pic:spPr>
+                    <a:xfrm>
+                      <a:off x="0" y="0"/>
+                      <a:ext cx="5731510" cy="3223895"/>
+                    </a:xfrm>
+                    <a:prstGeom prst="rect">
+                      <a:avLst/>
+                    </a:prstGeom>
+                  </pic:spPr>
+                </pic:pic>
+              </a:graphicData>
+            </a:graphic>
+          </wp:inline>
+        </w:drawing>
+      </w:r>
+    </w:p>
+    <w:p/>
+    <w:p>
+      <w:pPr>
+        <w:tabs>
+          <w:tab w:val="left" w:pos="3323"/>
+        </w:tabs>
+      </w:pPr>
+      <w:r>
+        <w:tab/>
+      </w:r>
+    </w:p>
+    <w:p>
+      <w:pPr>
+        <w:tabs>
+          <w:tab w:val="left" w:pos="3323"/>
+        </w:tabs>
+      </w:pPr>
+    </w:p>
+    <w:p>
+      <w:pPr>
+        <w:tabs>
+          <w:tab w:val="left" w:pos="3323"/>
+        </w:tabs>
+      </w:pPr>
+    </w:p>
+    <w:p>
+      <w:pPr>
+        <w:tabs>
+          <w:tab w:val="left" w:pos="3323"/>
+        </w:tabs>
+      </w:pPr>
+    </w:p>
+    <w:p>
+      <w:pPr>
+        <w:tabs>
+          <w:tab w:val="left" w:pos="3323"/>
+        </w:tabs>
+      </w:pPr>
+      <w:r>
+        <w:rPr>
+          <w:noProof/>
+        </w:rPr>
+        <w:drawing>
+          <wp:inline distT="0" distB="0" distL="0" distR="0" wp14:anchorId="483AF92D" wp14:editId="7196C7C1">
+            <wp:extent cx="5731510" cy="3223895"/>
+            <wp:effectExtent l="0" t="0" r="2540" b="0"/>
+            <wp:docPr id="1776847642" name="Picture 10"/>
+            <wp:cNvGraphicFramePr>
+              <a:graphicFrameLocks xmlns:a="http://schemas.openxmlformats.org/drawingml/2006/main" noChangeAspect="1"/>
+            </wp:cNvGraphicFramePr>
+            <a:graphic xmlns:a="http://schemas.openxmlformats.org/drawingml/2006/main">
+              <a:graphicData uri="http://schemas.openxmlformats.org/drawingml/2006/picture">
+                <pic:pic xmlns:pic="http://schemas.openxmlformats.org/drawingml/2006/picture">
+                  <pic:nvPicPr>
+                    <pic:cNvPr id="1776847642" name="Picture 1776847642"/>
+                    <pic:cNvPicPr/>
+                  </pic:nvPicPr>
+                  <pic:blipFill>
+                    <a:blip r:embed="rId17" cstate="print">
+                      <a:extLst>
+                        <a:ext uri="{28A0092B-C50C-407E-A947-70E740481C1C}">
+                          <a14:useLocalDpi xmlns:a14="http://schemas.microsoft.com/office/drawing/2010/main" val="0"/>
+                        </a:ext>
+                      </a:extLst>
+                    </a:blip>
+                    <a:stretch>
+                      <a:fillRect/>
+                    </a:stretch>
+                  </pic:blipFill>
+                  <pic:spPr>
+                    <a:xfrm>
+                      <a:off x="0" y="0"/>
+                      <a:ext cx="5731510" cy="3223895"/>
                     </a:xfrm>
                     <a:prstGeom prst="rect">
                       <a:avLst/>
